--- a/Rodrigo/Angular/Rodrigo Fernandez.docx
+++ b/Rodrigo/Angular/Rodrigo Fernandez.docx
@@ -927,8 +927,6 @@
         </w:rPr>
         <w:t>Angular 14–</w:t>
       </w:r>
-      <w:bookmarkStart w:id="0" w:name="_GoBack"/>
-      <w:bookmarkEnd w:id="0"/>
       <w:r>
         <w:rPr>
           <w:b/>
@@ -2061,24 +2059,6 @@
       <w:pPr>
         <w:numPr>
           <w:ilvl w:val="0"/>
-          <w:numId w:val="20"/>
-        </w:numPr>
-        <w:spacing w:before="100" w:beforeAutospacing="1" w:after="100" w:afterAutospacing="1"/>
-        <w:rPr>
-          <w:szCs w:val="24"/>
-        </w:rPr>
-      </w:pPr>
-      <w:r>
-        <w:rPr>
-          <w:szCs w:val="24"/>
-        </w:rPr>
-        <w:t>Worked directly with clients to clarify vague requirements, convert business needs into UI behavior, and deliver practical features within tight agency timelines.</w:t>
-      </w:r>
-    </w:p>
-    <w:p>
-      <w:pPr>
-        <w:numPr>
-          <w:ilvl w:val="0"/>
           <w:numId w:val="0"/>
         </w:numPr>
         <w:spacing w:before="100" w:beforeAutospacing="1" w:after="100" w:afterAutospacing="1"/>
@@ -2293,25 +2273,6 @@
           <w:szCs w:val="24"/>
         </w:rPr>
         <w:t>Learned to balance fast delivery with maintainability by documenting edge cases, testing user flows manually, and asking focused questions before implementation.</w:t>
-      </w:r>
-    </w:p>
-    <w:p>
-      <w:pPr>
-        <w:numPr>
-          <w:ilvl w:val="0"/>
-          <w:numId w:val="22"/>
-        </w:numPr>
-        <w:spacing w:before="100" w:beforeAutospacing="1" w:after="100" w:afterAutospacing="1"/>
-        <w:jc w:val="both"/>
-        <w:rPr>
-          <w:szCs w:val="24"/>
-        </w:rPr>
-      </w:pPr>
-      <w:r>
-        <w:rPr>
-          <w:szCs w:val="24"/>
-        </w:rPr>
-        <w:t>Collaborated with QA and product stakeholders to reproduce defects, validate fixes, and confirm that releases matched real user expectations.</w:t>
       </w:r>
     </w:p>
     <w:p>
@@ -2513,7 +2474,6 @@
           <w:bCs/>
           <w:szCs w:val="24"/>
         </w:rPr>
-        <w:lastRenderedPageBreak/>
         <w:t>Texas State University</w:t>
       </w:r>
       <w:r>
@@ -2557,11 +2517,8 @@
         </w:rPr>
         <w:t>)</w:t>
       </w:r>
-    </w:p>
-    <w:p>
-      <w:pPr>
-        <w:pStyle w:val="experiencestentence"/>
-      </w:pPr>
+      <w:bookmarkStart w:id="0" w:name="_GoBack"/>
+      <w:bookmarkEnd w:id="0"/>
     </w:p>
     <w:sectPr>
       <w:pgSz w:w="12240" w:h="15840"/>

--- a/Rodrigo/Angular/Rodrigo Fernandez.docx
+++ b/Rodrigo/Angular/Rodrigo Fernandez.docx
@@ -2334,7 +2334,7 @@
         <w:pStyle w:val="ListParagraph"/>
         <w:numPr>
           <w:ilvl w:val="0"/>
-          <w:numId w:val="23"/>
+          <w:numId w:val="24"/>
         </w:numPr>
         <w:spacing w:before="100" w:beforeAutospacing="1" w:after="100" w:afterAutospacing="1"/>
         <w:jc w:val="both"/>
@@ -2346,7 +2346,35 @@
         <w:rPr>
           <w:szCs w:val="24"/>
         </w:rPr>
-        <w:t>Contributed to internal productivity tools using JavaScript, C#, and SQL under enterprise engineering standards and code review practices.</w:t>
+        <w:t xml:space="preserve">Contributed to internal engineering utilities using </w:t>
+      </w:r>
+      <w:r>
+        <w:rPr>
+          <w:b/>
+          <w:bCs/>
+          <w:szCs w:val="24"/>
+        </w:rPr>
+        <w:t>C#</w:t>
+      </w:r>
+      <w:r>
+        <w:rPr>
+          <w:szCs w:val="24"/>
+        </w:rPr>
+        <w:t xml:space="preserve">, </w:t>
+      </w:r>
+      <w:r>
+        <w:rPr>
+          <w:b/>
+          <w:bCs/>
+          <w:szCs w:val="24"/>
+        </w:rPr>
+        <w:t>ASP.NET MVC 4</w:t>
+      </w:r>
+      <w:r>
+        <w:rPr>
+          <w:szCs w:val="24"/>
+        </w:rPr>
+        <w:t>, JavaScript, and SQL Server patterns while learning enterprise development standards from senior engineers.</w:t>
       </w:r>
     </w:p>
     <w:p>
@@ -2354,7 +2382,7 @@
         <w:pStyle w:val="ListParagraph"/>
         <w:numPr>
           <w:ilvl w:val="0"/>
-          <w:numId w:val="23"/>
+          <w:numId w:val="24"/>
         </w:numPr>
         <w:spacing w:before="100" w:beforeAutospacing="1" w:after="100" w:afterAutospacing="1"/>
         <w:jc w:val="both"/>
@@ -2366,7 +2394,7 @@
         <w:rPr>
           <w:szCs w:val="24"/>
         </w:rPr>
-        <w:t>Assisted with bug triage, UI fixes, and automation tasks that improved team delivery efficiency during release cycles.</w:t>
+        <w:t>Assisted with bug reproduction, log review, and small feature fixes for dashboard pages, improving reliability of internal tools used by technical support teams.</w:t>
       </w:r>
     </w:p>
     <w:p>
@@ -2374,7 +2402,7 @@
         <w:pStyle w:val="ListParagraph"/>
         <w:numPr>
           <w:ilvl w:val="0"/>
-          <w:numId w:val="23"/>
+          <w:numId w:val="24"/>
         </w:numPr>
         <w:spacing w:before="100" w:beforeAutospacing="1" w:after="100" w:afterAutospacing="1"/>
         <w:jc w:val="both"/>
@@ -2386,7 +2414,7 @@
         <w:rPr>
           <w:szCs w:val="24"/>
         </w:rPr>
-        <w:t>Created test scripts and documentation that helped validate builds faster and reduce repeated manual checks.</w:t>
+        <w:t>Implemented minor UI updates and backend validation improvements under code review, gaining practical experience with accessibility, maintainability, and secure coding expectations.</w:t>
       </w:r>
     </w:p>
     <w:p>
@@ -2394,7 +2422,7 @@
         <w:pStyle w:val="ListParagraph"/>
         <w:numPr>
           <w:ilvl w:val="0"/>
-          <w:numId w:val="23"/>
+          <w:numId w:val="24"/>
         </w:numPr>
         <w:spacing w:before="100" w:beforeAutospacing="1" w:after="100" w:afterAutospacing="1"/>
         <w:jc w:val="both"/>
@@ -2406,27 +2434,15 @@
         <w:rPr>
           <w:szCs w:val="24"/>
         </w:rPr>
-        <w:t>Learned large-scale development workflow, version control discipline, and professional communication from senior engineers.</w:t>
-      </w:r>
-    </w:p>
-    <w:p>
-      <w:pPr>
-        <w:pStyle w:val="ListParagraph"/>
-        <w:numPr>
-          <w:ilvl w:val="0"/>
-          <w:numId w:val="23"/>
-        </w:numPr>
-        <w:spacing w:before="100" w:beforeAutospacing="1" w:after="100" w:afterAutospacing="1"/>
-        <w:jc w:val="both"/>
-        <w:rPr>
-          <w:szCs w:val="24"/>
-        </w:rPr>
-      </w:pPr>
-      <w:r>
-        <w:rPr>
-          <w:szCs w:val="24"/>
-        </w:rPr>
-        <w:t>Participated in team meetings, sprint planning, and defect analysis while gaining real-world software lifecycle exposure.</w:t>
+        <w:t xml:space="preserve">Prepared </w:t>
+      </w:r>
+      <w:bookmarkStart w:id="0" w:name="_GoBack"/>
+      <w:bookmarkEnd w:id="0"/>
+      <w:r>
+        <w:rPr>
+          <w:szCs w:val="24"/>
+        </w:rPr>
+        <w:t>documentation for setup steps, known issues, and troubleshooting paths so future interns and team members could onboard more smoothly to internal applications.</w:t>
       </w:r>
     </w:p>
     <w:p>
@@ -2517,8 +2533,6 @@
         </w:rPr>
         <w:t>)</w:t>
       </w:r>
-      <w:bookmarkStart w:id="0" w:name="_GoBack"/>
-      <w:bookmarkEnd w:id="0"/>
     </w:p>
     <w:sectPr>
       <w:pgSz w:w="12240" w:h="15840"/>
@@ -2646,6 +2660,119 @@
     </w:lvl>
   </w:abstractNum>
   <w:abstractNum w:abstractNumId="1">
+    <w:nsid w:val="03BF5AD8"/>
+    <w:multiLevelType w:val="hybridMultilevel"/>
+    <w:tmpl w:val="B84A9666"/>
+    <w:lvl w:ilvl="0" w:tplc="04090001">
+      <w:start w:val="1"/>
+      <w:numFmt w:val="bullet"/>
+      <w:lvlText w:val=""/>
+      <w:lvlJc w:val="left"/>
+      <w:pPr>
+        <w:ind w:left="360" w:hanging="360"/>
+      </w:pPr>
+      <w:rPr>
+        <w:rFonts w:ascii="Symbol" w:hAnsi="Symbol" w:hint="default"/>
+      </w:rPr>
+    </w:lvl>
+    <w:lvl w:ilvl="1" w:tplc="04090003" w:tentative="1">
+      <w:start w:val="1"/>
+      <w:numFmt w:val="bullet"/>
+      <w:lvlText w:val="o"/>
+      <w:lvlJc w:val="left"/>
+      <w:pPr>
+        <w:ind w:left="1080" w:hanging="360"/>
+      </w:pPr>
+      <w:rPr>
+        <w:rFonts w:ascii="Courier New" w:hAnsi="Courier New" w:cs="Courier New" w:hint="default"/>
+      </w:rPr>
+    </w:lvl>
+    <w:lvl w:ilvl="2" w:tplc="04090005" w:tentative="1">
+      <w:start w:val="1"/>
+      <w:numFmt w:val="bullet"/>
+      <w:lvlText w:val=""/>
+      <w:lvlJc w:val="left"/>
+      <w:pPr>
+        <w:ind w:left="1800" w:hanging="360"/>
+      </w:pPr>
+      <w:rPr>
+        <w:rFonts w:ascii="Wingdings" w:hAnsi="Wingdings" w:hint="default"/>
+      </w:rPr>
+    </w:lvl>
+    <w:lvl w:ilvl="3" w:tplc="04090001" w:tentative="1">
+      <w:start w:val="1"/>
+      <w:numFmt w:val="bullet"/>
+      <w:lvlText w:val=""/>
+      <w:lvlJc w:val="left"/>
+      <w:pPr>
+        <w:ind w:left="2520" w:hanging="360"/>
+      </w:pPr>
+      <w:rPr>
+        <w:rFonts w:ascii="Symbol" w:hAnsi="Symbol" w:hint="default"/>
+      </w:rPr>
+    </w:lvl>
+    <w:lvl w:ilvl="4" w:tplc="04090003" w:tentative="1">
+      <w:start w:val="1"/>
+      <w:numFmt w:val="bullet"/>
+      <w:lvlText w:val="o"/>
+      <w:lvlJc w:val="left"/>
+      <w:pPr>
+        <w:ind w:left="3240" w:hanging="360"/>
+      </w:pPr>
+      <w:rPr>
+        <w:rFonts w:ascii="Courier New" w:hAnsi="Courier New" w:cs="Courier New" w:hint="default"/>
+      </w:rPr>
+    </w:lvl>
+    <w:lvl w:ilvl="5" w:tplc="04090005" w:tentative="1">
+      <w:start w:val="1"/>
+      <w:numFmt w:val="bullet"/>
+      <w:lvlText w:val=""/>
+      <w:lvlJc w:val="left"/>
+      <w:pPr>
+        <w:ind w:left="3960" w:hanging="360"/>
+      </w:pPr>
+      <w:rPr>
+        <w:rFonts w:ascii="Wingdings" w:hAnsi="Wingdings" w:hint="default"/>
+      </w:rPr>
+    </w:lvl>
+    <w:lvl w:ilvl="6" w:tplc="04090001" w:tentative="1">
+      <w:start w:val="1"/>
+      <w:numFmt w:val="bullet"/>
+      <w:lvlText w:val=""/>
+      <w:lvlJc w:val="left"/>
+      <w:pPr>
+        <w:ind w:left="4680" w:hanging="360"/>
+      </w:pPr>
+      <w:rPr>
+        <w:rFonts w:ascii="Symbol" w:hAnsi="Symbol" w:hint="default"/>
+      </w:rPr>
+    </w:lvl>
+    <w:lvl w:ilvl="7" w:tplc="04090003" w:tentative="1">
+      <w:start w:val="1"/>
+      <w:numFmt w:val="bullet"/>
+      <w:lvlText w:val="o"/>
+      <w:lvlJc w:val="left"/>
+      <w:pPr>
+        <w:ind w:left="5400" w:hanging="360"/>
+      </w:pPr>
+      <w:rPr>
+        <w:rFonts w:ascii="Courier New" w:hAnsi="Courier New" w:cs="Courier New" w:hint="default"/>
+      </w:rPr>
+    </w:lvl>
+    <w:lvl w:ilvl="8" w:tplc="04090005" w:tentative="1">
+      <w:start w:val="1"/>
+      <w:numFmt w:val="bullet"/>
+      <w:lvlText w:val=""/>
+      <w:lvlJc w:val="left"/>
+      <w:pPr>
+        <w:ind w:left="6120" w:hanging="360"/>
+      </w:pPr>
+      <w:rPr>
+        <w:rFonts w:ascii="Wingdings" w:hAnsi="Wingdings" w:hint="default"/>
+      </w:rPr>
+    </w:lvl>
+  </w:abstractNum>
+  <w:abstractNum w:abstractNumId="2">
     <w:nsid w:val="08914CC6"/>
     <w:multiLevelType w:val="hybridMultilevel"/>
     <w:tmpl w:val="05F61580"/>
@@ -2758,7 +2885,7 @@
       </w:rPr>
     </w:lvl>
   </w:abstractNum>
-  <w:abstractNum w:abstractNumId="2">
+  <w:abstractNum w:abstractNumId="3">
     <w:nsid w:val="09A07B06"/>
     <w:multiLevelType w:val="hybridMultilevel"/>
     <w:tmpl w:val="DD62B77C"/>
@@ -2871,7 +2998,7 @@
       </w:rPr>
     </w:lvl>
   </w:abstractNum>
-  <w:abstractNum w:abstractNumId="3">
+  <w:abstractNum w:abstractNumId="4">
     <w:nsid w:val="10FC3B45"/>
     <w:multiLevelType w:val="hybridMultilevel"/>
     <w:tmpl w:val="FAA8CBDA"/>
@@ -2984,7 +3111,7 @@
       </w:rPr>
     </w:lvl>
   </w:abstractNum>
-  <w:abstractNum w:abstractNumId="4">
+  <w:abstractNum w:abstractNumId="5">
     <w:nsid w:val="12D23E9F"/>
     <w:multiLevelType w:val="hybridMultilevel"/>
     <w:tmpl w:val="3578CCF4"/>
@@ -3097,7 +3224,7 @@
       </w:rPr>
     </w:lvl>
   </w:abstractNum>
-  <w:abstractNum w:abstractNumId="5">
+  <w:abstractNum w:abstractNumId="6">
     <w:nsid w:val="13F71779"/>
     <w:multiLevelType w:val="hybridMultilevel"/>
     <w:tmpl w:val="6A9E8CC2"/>
@@ -3210,7 +3337,7 @@
       </w:rPr>
     </w:lvl>
   </w:abstractNum>
-  <w:abstractNum w:abstractNumId="6">
+  <w:abstractNum w:abstractNumId="7">
     <w:nsid w:val="1EB71ABA"/>
     <w:multiLevelType w:val="hybridMultilevel"/>
     <w:tmpl w:val="19183344"/>
@@ -3323,7 +3450,7 @@
       </w:rPr>
     </w:lvl>
   </w:abstractNum>
-  <w:abstractNum w:abstractNumId="7">
+  <w:abstractNum w:abstractNumId="8">
     <w:nsid w:val="20726D95"/>
     <w:multiLevelType w:val="hybridMultilevel"/>
     <w:tmpl w:val="5AA271EA"/>
@@ -3436,7 +3563,7 @@
       </w:rPr>
     </w:lvl>
   </w:abstractNum>
-  <w:abstractNum w:abstractNumId="8">
+  <w:abstractNum w:abstractNumId="9">
     <w:nsid w:val="260F554C"/>
     <w:multiLevelType w:val="hybridMultilevel"/>
     <w:tmpl w:val="19E82B10"/>
@@ -3549,7 +3676,7 @@
       </w:rPr>
     </w:lvl>
   </w:abstractNum>
-  <w:abstractNum w:abstractNumId="9">
+  <w:abstractNum w:abstractNumId="10">
     <w:nsid w:val="45FC2407"/>
     <w:multiLevelType w:val="hybridMultilevel"/>
     <w:tmpl w:val="B58AEA5A"/>
@@ -3663,7 +3790,7 @@
       </w:rPr>
     </w:lvl>
   </w:abstractNum>
-  <w:abstractNum w:abstractNumId="10">
+  <w:abstractNum w:abstractNumId="11">
     <w:nsid w:val="46B0178E"/>
     <w:multiLevelType w:val="hybridMultilevel"/>
     <w:tmpl w:val="A7A4B01A"/>
@@ -3776,7 +3903,7 @@
       </w:rPr>
     </w:lvl>
   </w:abstractNum>
-  <w:abstractNum w:abstractNumId="11">
+  <w:abstractNum w:abstractNumId="12">
     <w:nsid w:val="564F6FD0"/>
     <w:multiLevelType w:val="hybridMultilevel"/>
     <w:tmpl w:val="A364B766"/>
@@ -3889,7 +4016,7 @@
       </w:rPr>
     </w:lvl>
   </w:abstractNum>
-  <w:abstractNum w:abstractNumId="12">
+  <w:abstractNum w:abstractNumId="13">
     <w:nsid w:val="5EFA5B7F"/>
     <w:multiLevelType w:val="hybridMultilevel"/>
     <w:tmpl w:val="BC908D72"/>
@@ -4002,7 +4129,7 @@
       </w:rPr>
     </w:lvl>
   </w:abstractNum>
-  <w:abstractNum w:abstractNumId="13">
+  <w:abstractNum w:abstractNumId="14">
     <w:nsid w:val="5FA03DC3"/>
     <w:multiLevelType w:val="hybridMultilevel"/>
     <w:tmpl w:val="6AD4A6C2"/>
@@ -4115,7 +4242,7 @@
       </w:rPr>
     </w:lvl>
   </w:abstractNum>
-  <w:abstractNum w:abstractNumId="14">
+  <w:abstractNum w:abstractNumId="15">
     <w:nsid w:val="60E046BA"/>
     <w:multiLevelType w:val="hybridMultilevel"/>
     <w:tmpl w:val="42529D7C"/>
@@ -4228,7 +4355,7 @@
       </w:rPr>
     </w:lvl>
   </w:abstractNum>
-  <w:abstractNum w:abstractNumId="15">
+  <w:abstractNum w:abstractNumId="16">
     <w:nsid w:val="60FE3727"/>
     <w:multiLevelType w:val="hybridMultilevel"/>
     <w:tmpl w:val="06E0FE5A"/>
@@ -4341,7 +4468,7 @@
       </w:rPr>
     </w:lvl>
   </w:abstractNum>
-  <w:abstractNum w:abstractNumId="16">
+  <w:abstractNum w:abstractNumId="17">
     <w:nsid w:val="6A50425C"/>
     <w:multiLevelType w:val="hybridMultilevel"/>
     <w:tmpl w:val="EE5281B0"/>
@@ -4454,7 +4581,7 @@
       </w:rPr>
     </w:lvl>
   </w:abstractNum>
-  <w:abstractNum w:abstractNumId="17">
+  <w:abstractNum w:abstractNumId="18">
     <w:nsid w:val="6BB300E2"/>
     <w:multiLevelType w:val="hybridMultilevel"/>
     <w:tmpl w:val="0C6AA49E"/>
@@ -4567,7 +4694,7 @@
       </w:rPr>
     </w:lvl>
   </w:abstractNum>
-  <w:abstractNum w:abstractNumId="18">
+  <w:abstractNum w:abstractNumId="19">
     <w:nsid w:val="70634E35"/>
     <w:multiLevelType w:val="hybridMultilevel"/>
     <w:tmpl w:val="032E34EA"/>
@@ -4680,7 +4807,7 @@
       </w:rPr>
     </w:lvl>
   </w:abstractNum>
-  <w:abstractNum w:abstractNumId="19">
+  <w:abstractNum w:abstractNumId="20">
     <w:nsid w:val="70B81DB1"/>
     <w:multiLevelType w:val="hybridMultilevel"/>
     <w:tmpl w:val="8F9E2988"/>
@@ -4793,7 +4920,7 @@
       </w:rPr>
     </w:lvl>
   </w:abstractNum>
-  <w:abstractNum w:abstractNumId="20">
+  <w:abstractNum w:abstractNumId="21">
     <w:nsid w:val="74675B2C"/>
     <w:multiLevelType w:val="hybridMultilevel"/>
     <w:tmpl w:val="CA4A17F6"/>
@@ -4906,7 +5033,7 @@
       </w:rPr>
     </w:lvl>
   </w:abstractNum>
-  <w:abstractNum w:abstractNumId="21">
+  <w:abstractNum w:abstractNumId="22">
     <w:nsid w:val="7A2F30BB"/>
     <w:multiLevelType w:val="hybridMultilevel"/>
     <w:tmpl w:val="733085D4"/>
@@ -5019,7 +5146,7 @@
       </w:rPr>
     </w:lvl>
   </w:abstractNum>
-  <w:abstractNum w:abstractNumId="22">
+  <w:abstractNum w:abstractNumId="23">
     <w:nsid w:val="7FE72477"/>
     <w:multiLevelType w:val="hybridMultilevel"/>
     <w:tmpl w:val="BDC6FB42"/>
@@ -5132,73 +5259,76 @@
     </w:lvl>
   </w:abstractNum>
   <w:num w:numId="1">
-    <w:abstractNumId w:val="9"/>
+    <w:abstractNumId w:val="10"/>
   </w:num>
   <w:num w:numId="2">
-    <w:abstractNumId w:val="22"/>
+    <w:abstractNumId w:val="23"/>
   </w:num>
   <w:num w:numId="3">
-    <w:abstractNumId w:val="13"/>
+    <w:abstractNumId w:val="14"/>
   </w:num>
   <w:num w:numId="4">
     <w:abstractNumId w:val="0"/>
   </w:num>
   <w:num w:numId="5">
+    <w:abstractNumId w:val="6"/>
+  </w:num>
+  <w:num w:numId="6">
+    <w:abstractNumId w:val="15"/>
+  </w:num>
+  <w:num w:numId="7">
+    <w:abstractNumId w:val="2"/>
+  </w:num>
+  <w:num w:numId="8">
+    <w:abstractNumId w:val="18"/>
+  </w:num>
+  <w:num w:numId="9">
+    <w:abstractNumId w:val="17"/>
+  </w:num>
+  <w:num w:numId="10">
+    <w:abstractNumId w:val="19"/>
+  </w:num>
+  <w:num w:numId="11">
+    <w:abstractNumId w:val="21"/>
+  </w:num>
+  <w:num w:numId="12">
+    <w:abstractNumId w:val="22"/>
+  </w:num>
+  <w:num w:numId="13">
+    <w:abstractNumId w:val="12"/>
+  </w:num>
+  <w:num w:numId="14">
+    <w:abstractNumId w:val="8"/>
+  </w:num>
+  <w:num w:numId="15">
     <w:abstractNumId w:val="5"/>
   </w:num>
-  <w:num w:numId="6">
-    <w:abstractNumId w:val="14"/>
+  <w:num w:numId="16">
+    <w:abstractNumId w:val="7"/>
   </w:num>
-  <w:num w:numId="7">
-    <w:abstractNumId w:val="1"/>
-  </w:num>
-  <w:num w:numId="8">
-    <w:abstractNumId w:val="17"/>
-  </w:num>
-  <w:num w:numId="9">
+  <w:num w:numId="17">
     <w:abstractNumId w:val="16"/>
   </w:num>
-  <w:num w:numId="10">
-    <w:abstractNumId w:val="18"/>
-  </w:num>
-  <w:num w:numId="11">
+  <w:num w:numId="18">
     <w:abstractNumId w:val="20"/>
   </w:num>
-  <w:num w:numId="12">
-    <w:abstractNumId w:val="21"/>
+  <w:num w:numId="19">
+    <w:abstractNumId w:val="4"/>
   </w:num>
-  <w:num w:numId="13">
+  <w:num w:numId="20">
+    <w:abstractNumId w:val="9"/>
+  </w:num>
+  <w:num w:numId="21">
     <w:abstractNumId w:val="11"/>
   </w:num>
-  <w:num w:numId="14">
-    <w:abstractNumId w:val="7"/>
-  </w:num>
-  <w:num w:numId="15">
-    <w:abstractNumId w:val="4"/>
-  </w:num>
-  <w:num w:numId="16">
-    <w:abstractNumId w:val="6"/>
-  </w:num>
-  <w:num w:numId="17">
-    <w:abstractNumId w:val="15"/>
-  </w:num>
-  <w:num w:numId="18">
-    <w:abstractNumId w:val="19"/>
-  </w:num>
-  <w:num w:numId="19">
+  <w:num w:numId="22">
     <w:abstractNumId w:val="3"/>
   </w:num>
-  <w:num w:numId="20">
-    <w:abstractNumId w:val="8"/>
+  <w:num w:numId="23">
+    <w:abstractNumId w:val="13"/>
   </w:num>
-  <w:num w:numId="21">
-    <w:abstractNumId w:val="10"/>
-  </w:num>
-  <w:num w:numId="22">
-    <w:abstractNumId w:val="2"/>
-  </w:num>
-  <w:num w:numId="23">
-    <w:abstractNumId w:val="12"/>
+  <w:num w:numId="24">
+    <w:abstractNumId w:val="1"/>
   </w:num>
 </w:numbering>
 </file>

--- a/Rodrigo/Angular/Rodrigo Fernandez.docx
+++ b/Rodrigo/Angular/Rodrigo Fernandez.docx
@@ -127,7 +127,7 @@
         <w:rPr>
           <w:szCs w:val="24"/>
         </w:rPr>
-        <w:t>www.linkedin.com/in/rodrigobermejo-fernández-9a5a0664</w:t>
+        <w:t>https://www.linkedin.com/in/rodrigo-bermejo-fern%C3%A1ndez-9a5a0664/</w:t>
       </w:r>
       <w:r>
         <w:rPr>
@@ -953,21 +953,7 @@
         <w:rPr>
           <w:szCs w:val="24"/>
         </w:rPr>
-        <w:t xml:space="preserve">, introducing lazy loading, shared libraries, and API consolidation that improved dashboard load speed by </w:t>
-      </w:r>
-      <w:r>
-        <w:rPr>
-          <w:b/>
-          <w:bCs/>
-          <w:szCs w:val="24"/>
-        </w:rPr>
-        <w:t>42%</w:t>
-      </w:r>
-      <w:r>
-        <w:rPr>
-          <w:szCs w:val="24"/>
-        </w:rPr>
-        <w:t xml:space="preserve"> for thousands of daily users.</w:t>
+        <w:t>, introducing lazy loading, shared libraries, and API consolidation that improved dashboard load speed for thousands of daily users.</w:t>
       </w:r>
     </w:p>
     <w:p>
@@ -1001,15 +987,13 @@
         <w:rPr>
           <w:szCs w:val="24"/>
         </w:rPr>
-        <w:t xml:space="preserve">, rebuilding routing, reactive forms, and authentication flows while preserving business rules and reducing post-release UI defects by </w:t>
-      </w:r>
-      <w:r>
-        <w:rPr>
-          <w:b/>
-          <w:bCs/>
-          <w:szCs w:val="24"/>
-        </w:rPr>
-        <w:t>38%</w:t>
+        <w:t>, rebuilding routing, reactive forms, and authentication flows while preserving business rules and r</w:t>
+      </w:r>
+      <w:r>
+        <w:rPr>
+          <w:szCs w:val="24"/>
+        </w:rPr>
+        <w:t>educing post-release UI defects</w:t>
       </w:r>
       <w:r>
         <w:rPr>
@@ -1571,21 +1555,7 @@
         <w:rPr>
           <w:szCs w:val="24"/>
         </w:rPr>
-        <w:t xml:space="preserve">Created REST APIs with Express and MongoDB, tuning indexes and aggregation pipelines that improved average response performance by </w:t>
-      </w:r>
-      <w:r>
-        <w:rPr>
-          <w:b/>
-          <w:bCs/>
-          <w:szCs w:val="24"/>
-        </w:rPr>
-        <w:t>33%</w:t>
-      </w:r>
-      <w:r>
-        <w:rPr>
-          <w:szCs w:val="24"/>
-        </w:rPr>
-        <w:t>.</w:t>
+        <w:t>Created REST APIs with Express and MongoDB, tuning indexes and aggregation pipelines that improved average response performance.</w:t>
       </w:r>
     </w:p>
     <w:p>
@@ -1605,16 +1575,10 @@
         <w:rPr>
           <w:szCs w:val="24"/>
         </w:rPr>
-        <w:t xml:space="preserve">Fixed JWT refresh token race conditions and timeout issues with interceptor redesign, lowering authentication complaints by </w:t>
-      </w:r>
-      <w:r>
-        <w:rPr>
-          <w:b/>
-          <w:bCs/>
-          <w:szCs w:val="24"/>
-        </w:rPr>
-        <w:t>40%</w:t>
-      </w:r>
+        <w:t>Fixed JWT refresh token race conditions and timeout issues with interceptor redesign, lowering authentication complaints</w:t>
+      </w:r>
+      <w:bookmarkStart w:id="0" w:name="_GoBack"/>
+      <w:bookmarkEnd w:id="0"/>
       <w:r>
         <w:rPr>
           <w:szCs w:val="24"/>
@@ -2434,15 +2398,7 @@
         <w:rPr>
           <w:szCs w:val="24"/>
         </w:rPr>
-        <w:t xml:space="preserve">Prepared </w:t>
-      </w:r>
-      <w:bookmarkStart w:id="0" w:name="_GoBack"/>
-      <w:bookmarkEnd w:id="0"/>
-      <w:r>
-        <w:rPr>
-          <w:szCs w:val="24"/>
-        </w:rPr>
-        <w:t>documentation for setup steps, known issues, and troubleshooting paths so future interns and team members could onboard more smoothly to internal applications.</w:t>
+        <w:t>Prepared documentation for setup steps, known issues, and troubleshooting paths so future interns and team members could onboard more smoothly to internal applications.</w:t>
       </w:r>
     </w:p>
     <w:p>

--- a/Rodrigo/Angular/Rodrigo Fernandez.docx
+++ b/Rodrigo/Angular/Rodrigo Fernandez.docx
@@ -103,6 +103,11 @@
           <w:szCs w:val="24"/>
         </w:rPr>
         <w:br/>
+      </w:r>
+      <w:r>
+        <w:rPr>
+          <w:szCs w:val="24"/>
+        </w:rPr>
         <w:t xml:space="preserve">Katy, Texas </w:t>
       </w:r>
       <w:r>
@@ -115,13 +120,19 @@
         <w:rPr>
           <w:szCs w:val="24"/>
         </w:rPr>
-        <w:t>+1 (407) 801-1287</w:t>
-      </w:r>
-      <w:r>
-        <w:rPr>
-          <w:szCs w:val="24"/>
-        </w:rPr>
-        <w:t xml:space="preserve"> | </w:t>
+        <w:t>+</w:t>
+      </w:r>
+      <w:r>
+        <w:rPr>
+          <w:szCs w:val="24"/>
+        </w:rPr>
+        <w:t>1 (430) 279-2231</w:t>
+      </w:r>
+      <w:r>
+        <w:rPr>
+          <w:szCs w:val="24"/>
+        </w:rPr>
+        <w:t xml:space="preserve">| </w:t>
       </w:r>
       <w:r>
         <w:rPr>
@@ -133,7 +144,7 @@
         <w:rPr>
           <w:szCs w:val="24"/>
         </w:rPr>
-        <w:t xml:space="preserve"> | </w:t>
+        <w:t xml:space="preserve">| </w:t>
       </w:r>
       <w:r>
         <w:rPr>
@@ -141,6 +152,8 @@
         </w:rPr>
         <w:t>rodrigobfdev@gmail.com</w:t>
       </w:r>
+      <w:bookmarkStart w:id="0" w:name="_GoBack"/>
+      <w:bookmarkEnd w:id="0"/>
     </w:p>
     <w:p>
       <w:pPr>
@@ -1575,15 +1588,7 @@
         <w:rPr>
           <w:szCs w:val="24"/>
         </w:rPr>
-        <w:t>Fixed JWT refresh token race conditions and timeout issues with interceptor redesign, lowering authentication complaints</w:t>
-      </w:r>
-      <w:bookmarkStart w:id="0" w:name="_GoBack"/>
-      <w:bookmarkEnd w:id="0"/>
-      <w:r>
-        <w:rPr>
-          <w:szCs w:val="24"/>
-        </w:rPr>
-        <w:t>.</w:t>
+        <w:t>Fixed JWT refresh token race conditions and timeout issues with interceptor redesign, lowering authentication complaints.</w:t>
       </w:r>
     </w:p>
     <w:p>
